--- a/ROBERT_SANITY_GUIDE.docx
+++ b/ROBERT_SANITY_GUIDE.docx
@@ -2,7 +2,7 @@
 <file path=word/document.xml><?xml version="1.0" encoding="utf-8"?>
 <w:document xmlns:w="http://schemas.openxmlformats.org/wordprocessingml/2006/main" xmlns:m="http://schemas.openxmlformats.org/officeDocument/2006/math" xmlns:r="http://schemas.openxmlformats.org/officeDocument/2006/relationships" xmlns:o="urn:schemas-microsoft-com:office:office" xmlns:v="urn:schemas-microsoft-com:vml" xmlns:w10="urn:schemas-microsoft-com:office:word" xmlns:a="http://schemas.openxmlformats.org/drawingml/2006/main" xmlns:pic="http://schemas.openxmlformats.org/drawingml/2006/picture" xmlns:wp="http://schemas.openxmlformats.org/drawingml/2006/wordprocessingDrawing">
   <w:body>
-    <w:bookmarkStart w:id="22" w:name="Xbd9b0307e950a6b0de075bd127d9c21764d265d"/>
+    <w:bookmarkStart w:id="23" w:name="Xa87b9e46c6f32ab31d251a226197b3086a6b95d"/>
     <w:p>
       <w:pPr>
         <w:pStyle w:val="Heading1"/>
@@ -39,21 +39,16 @@
       <w:r>
         <w:t xml:space="preserve"> </w:t>
       </w:r>
-      <w:hyperlink r:id="rId9">
-        <w:r>
-          <w:rPr>
-            <w:rStyle w:val="Hyperlink"/>
-          </w:rPr>
-          <w:t xml:space="preserve">https://robert-duncan-fine-art.sanity.studio/</w:t>
-        </w:r>
-      </w:hyperlink>
+      <w:r>
+        <w:t xml:space="preserve">https://robert-duncan-fine-art.sanity.studio/</w:t>
+      </w:r>
     </w:p>
     <w:p>
       <w:pPr>
         <w:pStyle w:val="BodyText"/>
       </w:pPr>
       <w:r>
-        <w:t xml:space="preserve">Sign in with your own account. If you don't have login access yet, ask Josh to invite</w:t>
+        <w:t xml:space="preserve">Sign in with your own account. If you don’t have login access yet, ask Josh to invite</w:t>
       </w:r>
       <w:r>
         <w:t xml:space="preserve"> </w:t>
@@ -69,7 +64,7 @@
         </w:pict>
       </w:r>
     </w:p>
-    <w:bookmarkStart w:id="10" w:name="the-big-idea-read-this-first"/>
+    <w:bookmarkStart w:id="9" w:name="the-big-idea-read-this-first"/>
     <w:p>
       <w:pPr>
         <w:pStyle w:val="Heading2"/>
@@ -143,7 +138,7 @@
         <w:t xml:space="preserve"> </w:t>
       </w:r>
       <w:r>
-        <w:t xml:space="preserve">— how it's</w:t>
+        <w:t xml:space="preserve">— how it’s</w:t>
       </w:r>
       <w:r>
         <w:t xml:space="preserve"> </w:t>
@@ -156,7 +151,7 @@
         <w:t xml:space="preserve">sold</w:t>
       </w:r>
       <w:r>
-        <w:t xml:space="preserve">: is it an Original? A Print? A calendar? What's the price?</w:t>
+        <w:t xml:space="preserve">: is it an Original? A Print? A calendar? What’s the price?</w:t>
       </w:r>
     </w:p>
     <w:p>
@@ -186,7 +181,25 @@
         <w:t xml:space="preserve"> </w:t>
       </w:r>
       <w:r>
-        <w:t xml:space="preserve">as the "who is this painting" and the Product as the "how do people buy it."</w:t>
+        <w:t xml:space="preserve">as the</w:t>
+      </w:r>
+      <w:r>
+        <w:t xml:space="preserve"> </w:t>
+      </w:r>
+      <w:r>
+        <w:t xml:space="preserve">“who is this painting”</w:t>
+      </w:r>
+      <w:r>
+        <w:t xml:space="preserve"> </w:t>
+      </w:r>
+      <w:r>
+        <w:t xml:space="preserve">and the Product as the</w:t>
+      </w:r>
+      <w:r>
+        <w:t xml:space="preserve"> </w:t>
+      </w:r>
+      <w:r>
+        <w:t xml:space="preserve">“how do people buy it.”</w:t>
       </w:r>
     </w:p>
     <w:p>
@@ -216,7 +229,7 @@
         <w:t xml:space="preserve"> </w:t>
       </w:r>
       <w:r>
-        <w:t xml:space="preserve">— every painting's photos and details</w:t>
+        <w:t xml:space="preserve">— every painting’s photos and details</w:t>
       </w:r>
     </w:p>
     <w:p>
@@ -304,7 +317,7 @@
         <w:t xml:space="preserve"> </w:t>
       </w:r>
       <w:r>
-        <w:t xml:space="preserve">of the site that aren't tied to one specific painting</w:t>
+        <w:t xml:space="preserve">of the site that aren’t tied to one specific painting</w:t>
       </w:r>
     </w:p>
     <w:p>
@@ -342,8 +355,8 @@
         </w:pict>
       </w:r>
     </w:p>
-    <w:bookmarkEnd w:id="10"/>
-    <w:bookmarkStart w:id="13" w:name="adding-a-new-original-painting"/>
+    <w:bookmarkEnd w:id="9"/>
+    <w:bookmarkStart w:id="12" w:name="adding-a-new-original-painting"/>
     <w:p>
       <w:pPr>
         <w:pStyle w:val="Heading2"/>
@@ -352,7 +365,7 @@
         <w:t xml:space="preserve">Adding a New Original Painting</w:t>
       </w:r>
     </w:p>
-    <w:bookmarkStart w:id="11" w:name="step-1--create-the-artwork"/>
+    <w:bookmarkStart w:id="10" w:name="step-1-create-the-artwork"/>
     <w:p>
       <w:pPr>
         <w:pStyle w:val="Heading3"/>
@@ -480,13 +493,13 @@
         <w:t xml:space="preserve"> </w:t>
       </w:r>
       <w:r>
-        <w:t xml:space="preserve">— this becomes part of the page's web address. It fills in</w:t>
-      </w:r>
-      <w:r>
-        <w:t xml:space="preserve"> </w:t>
-      </w:r>
-      <w:r>
-        <w:t xml:space="preserve">automatically from the Title; you usually don't need to touch it.</w:t>
+        <w:t xml:space="preserve">— this becomes part of the page’s web address. It fills in</w:t>
+      </w:r>
+      <w:r>
+        <w:t xml:space="preserve"> </w:t>
+      </w:r>
+      <w:r>
+        <w:t xml:space="preserve">automatically from the Title; you usually don’t need to touch it.</w:t>
       </w:r>
     </w:p>
     <w:p>
@@ -508,7 +521,10 @@
         <w:t xml:space="preserve"> </w:t>
       </w:r>
       <w:r>
-        <w:t xml:space="preserve">— e.g. "Oil on canvas"</w:t>
+        <w:t xml:space="preserve">— e.g. </w:t>
+      </w:r>
+      <w:r>
+        <w:t xml:space="preserve">“Oil on canvas”</w:t>
       </w:r>
     </w:p>
     <w:p>
@@ -530,10 +546,7 @@
         <w:t xml:space="preserve"> </w:t>
       </w:r>
       <w:r>
-        <w:t xml:space="preserve">— e.g.</w:t>
-      </w:r>
-      <w:r>
-        <w:t xml:space="preserve"> </w:t>
+        <w:t xml:space="preserve">— e.g. </w:t>
       </w:r>
       <w:r>
         <w:rPr>
@@ -599,7 +612,19 @@
         <w:t xml:space="preserve"> </w:t>
       </w:r>
       <w:r>
-        <w:t xml:space="preserve">— turn this on if you want a "New Work" badge to show on the piece</w:t>
+        <w:t xml:space="preserve">— turn this on if you want a</w:t>
+      </w:r>
+      <w:r>
+        <w:t xml:space="preserve"> </w:t>
+      </w:r>
+      <w:r>
+        <w:t xml:space="preserve">“New Work”</w:t>
+      </w:r>
+      <w:r>
+        <w:t xml:space="preserve"> </w:t>
+      </w:r>
+      <w:r>
+        <w:t xml:space="preserve">badge to show on the piece</w:t>
       </w:r>
     </w:p>
     <w:p>
@@ -665,7 +690,7 @@
         <w:t xml:space="preserve"> </w:t>
       </w:r>
       <w:r>
-        <w:t xml:space="preserve">— the longer write-up shown on the painting's page</w:t>
+        <w:t xml:space="preserve">— the longer write-up shown on the painting’s page</w:t>
       </w:r>
     </w:p>
     <w:p>
@@ -718,8 +743,8 @@
         <w:t xml:space="preserve">(top right). Nothing goes live until you click this.</w:t>
       </w:r>
     </w:p>
-    <w:bookmarkEnd w:id="11"/>
-    <w:bookmarkStart w:id="12" w:name="X3c7a535fc51c0ceb4a4f85c257e5a62f20226d3"/>
+    <w:bookmarkEnd w:id="10"/>
+    <w:bookmarkStart w:id="11" w:name="Xfea5eb7f839a42bd585ccebe95b293cd825f41a"/>
     <w:p>
       <w:pPr>
         <w:pStyle w:val="Heading3"/>
@@ -921,13 +946,19 @@
         <w:t xml:space="preserve"> </w:t>
       </w:r>
       <w:r>
-        <w:t xml:space="preserve">with a short note (e.g. "On</w:t>
-      </w:r>
-      <w:r>
-        <w:t xml:space="preserve"> </w:t>
-      </w:r>
-      <w:r>
-        <w:t xml:space="preserve">display at the Smith Gallery, Carmel — contact them to purchase"), which is shown</w:t>
+        <w:t xml:space="preserve">with a short note (e.g. </w:t>
+      </w:r>
+      <w:r>
+        <w:t xml:space="preserve">“On</w:t>
+      </w:r>
+      <w:r>
+        <w:t xml:space="preserve"> </w:t>
+      </w:r>
+      <w:r>
+        <w:t xml:space="preserve">display at the Smith Gallery, Carmel — contact them to purchase”</w:t>
+      </w:r>
+      <w:r>
+        <w:t xml:space="preserve">), which is shown</w:t>
       </w:r>
       <w:r>
         <w:t xml:space="preserve"> </w:t>
@@ -967,7 +998,7 @@
         <w:t xml:space="preserve"> </w:t>
       </w:r>
       <w:r>
-        <w:t xml:space="preserve">cost (e.g. it needs to ship freight/crated).</w:t>
+        <w:t xml:space="preserve">cost (e.g. it needs to ship freight/crated).</w:t>
       </w:r>
     </w:p>
     <w:p>
@@ -1000,7 +1031,7 @@
         <w:pStyle w:val="FirstParagraph"/>
       </w:pPr>
       <w:r>
-        <w:t xml:space="preserve">That's it — the painting will appear on the Originals page.</w:t>
+        <w:t xml:space="preserve">That’s it — the painting will appear on the Originals page.</w:t>
       </w:r>
     </w:p>
     <w:p>
@@ -1010,9 +1041,9 @@
         </w:pict>
       </w:r>
     </w:p>
+    <w:bookmarkEnd w:id="11"/>
     <w:bookmarkEnd w:id="12"/>
-    <w:bookmarkEnd w:id="13"/>
-    <w:bookmarkStart w:id="14" w:name="adding-a-new-calendar-card-or-gift"/>
+    <w:bookmarkStart w:id="13" w:name="adding-a-new-calendar-card-or-gift"/>
     <w:p>
       <w:pPr>
         <w:pStyle w:val="Heading2"/>
@@ -1214,10 +1245,7 @@
         <w:t xml:space="preserve"> </w:t>
       </w:r>
       <w:r>
-        <w:t xml:space="preserve">— the code used for shipping (e.g.</w:t>
-      </w:r>
-      <w:r>
-        <w:t xml:space="preserve"> </w:t>
+        <w:t xml:space="preserve">— the code used for shipping (e.g. </w:t>
       </w:r>
       <w:r>
         <w:rPr>
@@ -1270,13 +1298,19 @@
         <w:t xml:space="preserve"> </w:t>
       </w:r>
       <w:r>
-        <w:t xml:space="preserve">— short details shown on the page (e.g. "12 paintings,</w:t>
-      </w:r>
-      <w:r>
-        <w:t xml:space="preserve"> </w:t>
-      </w:r>
-      <w:r>
-        <w:t xml:space="preserve">12 × 12 in.")</w:t>
+        <w:t xml:space="preserve">— short details shown on the page (e.g. </w:t>
+      </w:r>
+      <w:r>
+        <w:t xml:space="preserve">“12 paintings,</w:t>
+      </w:r>
+      <w:r>
+        <w:t xml:space="preserve"> </w:t>
+      </w:r>
+      <w:r>
+        <w:t xml:space="preserve">12 × 12 in.”</w:t>
+      </w:r>
+      <w:r>
+        <w:t xml:space="preserve">)</w:t>
       </w:r>
     </w:p>
     <w:p>
@@ -1379,8 +1413,8 @@
         </w:pict>
       </w:r>
     </w:p>
-    <w:bookmarkEnd w:id="14"/>
-    <w:bookmarkStart w:id="15" w:name="X82caeab40ca984bf42bbbb0066bab8e2a43e28a"/>
+    <w:bookmarkEnd w:id="13"/>
+    <w:bookmarkStart w:id="14" w:name="X82caeab40ca984bf42bbbb0066bab8e2a43e28a"/>
     <w:p>
       <w:pPr>
         <w:pStyle w:val="Heading2"/>
@@ -1502,8 +1536,8 @@
         </w:pict>
       </w:r>
     </w:p>
-    <w:bookmarkEnd w:id="15"/>
-    <w:bookmarkStart w:id="16" w:name="updating-the-announcement-banner"/>
+    <w:bookmarkEnd w:id="14"/>
+    <w:bookmarkStart w:id="15" w:name="updating-the-announcement-banner"/>
     <w:p>
       <w:pPr>
         <w:pStyle w:val="Heading2"/>
@@ -1517,13 +1551,19 @@
         <w:pStyle w:val="FirstParagraph"/>
       </w:pPr>
       <w:r>
-        <w:t xml:space="preserve">This is the thin colored strip that runs across the top of every page (e.g. "2027</w:t>
-      </w:r>
-      <w:r>
-        <w:t xml:space="preserve"> </w:t>
-      </w:r>
-      <w:r>
-        <w:t xml:space="preserve">Calendars now available").</w:t>
+        <w:t xml:space="preserve">This is the thin colored strip that runs across the top of every page (e.g. </w:t>
+      </w:r>
+      <w:r>
+        <w:t xml:space="preserve">“2027</w:t>
+      </w:r>
+      <w:r>
+        <w:t xml:space="preserve"> </w:t>
+      </w:r>
+      <w:r>
+        <w:t xml:space="preserve">Calendars now available”</w:t>
+      </w:r>
+      <w:r>
+        <w:t xml:space="preserve">).</w:t>
       </w:r>
     </w:p>
     <w:p>
@@ -1683,30 +1723,229 @@
         <w:t xml:space="preserve">.</w:t>
       </w:r>
     </w:p>
+    <w:bookmarkEnd w:id="15"/>
+    <w:bookmarkStart w:id="16" w:name="updating-the-store-banner"/>
+    <w:p>
+      <w:pPr>
+        <w:pStyle w:val="Heading2"/>
+      </w:pPr>
+      <w:r>
+        <w:t xml:space="preserve">Updating the Store Banner</w:t>
+      </w:r>
+    </w:p>
+    <w:p>
+      <w:pPr>
+        <w:pStyle w:val="FirstParagraph"/>
+      </w:pPr>
+      <w:r>
+        <w:t xml:space="preserve">A larger image banner (used in the shop).</w:t>
+      </w:r>
+    </w:p>
+    <w:p>
+      <w:pPr>
+        <w:pStyle w:val="Compact"/>
+        <w:numPr>
+          <w:ilvl w:val="0"/>
+          <w:numId w:val="1010"/>
+        </w:numPr>
+      </w:pPr>
+      <w:r>
+        <w:t xml:space="preserve">Click</w:t>
+      </w:r>
+      <w:r>
+        <w:t xml:space="preserve"> </w:t>
+      </w:r>
+      <w:r>
+        <w:rPr>
+          <w:b/>
+          <w:bCs/>
+        </w:rPr>
+        <w:t xml:space="preserve">Store Banner</w:t>
+      </w:r>
+      <w:r>
+        <w:t xml:space="preserve"> </w:t>
+      </w:r>
+      <w:r>
+        <w:t xml:space="preserve">in the left menu.</w:t>
+      </w:r>
+    </w:p>
+    <w:p>
+      <w:pPr>
+        <w:pStyle w:val="Compact"/>
+        <w:numPr>
+          <w:ilvl w:val="0"/>
+          <w:numId w:val="1010"/>
+        </w:numPr>
+      </w:pPr>
+      <w:r>
+        <w:rPr>
+          <w:b/>
+          <w:bCs/>
+        </w:rPr>
+        <w:t xml:space="preserve">Display Style</w:t>
+      </w:r>
+      <w:r>
+        <w:t xml:space="preserve"> </w:t>
+      </w:r>
+      <w:r>
+        <w:t xml:space="preserve">— a single banner, or a rotating carousel of several.</w:t>
+      </w:r>
+    </w:p>
+    <w:p>
+      <w:pPr>
+        <w:pStyle w:val="Compact"/>
+        <w:numPr>
+          <w:ilvl w:val="0"/>
+          <w:numId w:val="1010"/>
+        </w:numPr>
+      </w:pPr>
+      <w:r>
+        <w:t xml:space="preserve">Under</w:t>
+      </w:r>
+      <w:r>
+        <w:t xml:space="preserve"> </w:t>
+      </w:r>
+      <w:r>
+        <w:rPr>
+          <w:b/>
+          <w:bCs/>
+        </w:rPr>
+        <w:t xml:space="preserve">Banner Items</w:t>
+      </w:r>
+      <w:r>
+        <w:t xml:space="preserve">, click</w:t>
+      </w:r>
+      <w:r>
+        <w:t xml:space="preserve"> </w:t>
+      </w:r>
+      <w:r>
+        <w:rPr>
+          <w:b/>
+          <w:bCs/>
+        </w:rPr>
+        <w:t xml:space="preserve">+</w:t>
+      </w:r>
+      <w:r>
+        <w:t xml:space="preserve"> </w:t>
+      </w:r>
+      <w:r>
+        <w:t xml:space="preserve">to add one: upload an</w:t>
+      </w:r>
+      <w:r>
+        <w:t xml:space="preserve"> </w:t>
+      </w:r>
+      <w:r>
+        <w:rPr>
+          <w:b/>
+          <w:bCs/>
+        </w:rPr>
+        <w:t xml:space="preserve">Image</w:t>
+      </w:r>
+      <w:r>
+        <w:t xml:space="preserve">, optionally</w:t>
+      </w:r>
+      <w:r>
+        <w:t xml:space="preserve"> </w:t>
+      </w:r>
+      <w:r>
+        <w:t xml:space="preserve">add</w:t>
+      </w:r>
+      <w:r>
+        <w:t xml:space="preserve"> </w:t>
+      </w:r>
+      <w:r>
+        <w:rPr>
+          <w:b/>
+          <w:bCs/>
+        </w:rPr>
+        <w:t xml:space="preserve">Text Overlay</w:t>
+      </w:r>
+      <w:r>
+        <w:t xml:space="preserve"> </w:t>
+      </w:r>
+      <w:r>
+        <w:t xml:space="preserve">and a</w:t>
+      </w:r>
+      <w:r>
+        <w:t xml:space="preserve"> </w:t>
+      </w:r>
+      <w:r>
+        <w:rPr>
+          <w:b/>
+          <w:bCs/>
+        </w:rPr>
+        <w:t xml:space="preserve">Link URL</w:t>
+      </w:r>
+      <w:r>
+        <w:t xml:space="preserve"> </w:t>
+      </w:r>
+      <w:r>
+        <w:t xml:space="preserve">(where it goes when clicked), and make</w:t>
+      </w:r>
+      <w:r>
+        <w:t xml:space="preserve"> </w:t>
+      </w:r>
+      <w:r>
+        <w:t xml:space="preserve">sure</w:t>
+      </w:r>
+      <w:r>
+        <w:t xml:space="preserve"> </w:t>
+      </w:r>
+      <w:r>
+        <w:rPr>
+          <w:b/>
+          <w:bCs/>
+        </w:rPr>
+        <w:t xml:space="preserve">Active</w:t>
+      </w:r>
+      <w:r>
+        <w:t xml:space="preserve"> </w:t>
+      </w:r>
+      <w:r>
+        <w:t xml:space="preserve">is turned on.</w:t>
+      </w:r>
+    </w:p>
+    <w:p>
+      <w:pPr>
+        <w:pStyle w:val="Compact"/>
+        <w:numPr>
+          <w:ilvl w:val="0"/>
+          <w:numId w:val="1010"/>
+        </w:numPr>
+      </w:pPr>
+      <w:r>
+        <w:t xml:space="preserve">Click</w:t>
+      </w:r>
+      <w:r>
+        <w:t xml:space="preserve"> </w:t>
+      </w:r>
+      <w:r>
+        <w:rPr>
+          <w:b/>
+          <w:bCs/>
+        </w:rPr>
+        <w:t xml:space="preserve">Publish</w:t>
+      </w:r>
+      <w:r>
+        <w:t xml:space="preserve">.</w:t>
+      </w:r>
+    </w:p>
     <w:bookmarkEnd w:id="16"/>
-    <w:bookmarkStart w:id="17" w:name="updating-the-store-banner"/>
+    <w:bookmarkStart w:id="17" w:name="updating-the-homepage"/>
     <w:p>
       <w:pPr>
         <w:pStyle w:val="Heading2"/>
       </w:pPr>
       <w:r>
-        <w:t xml:space="preserve">Updating the Store Banner</w:t>
-      </w:r>
-    </w:p>
-    <w:p>
-      <w:pPr>
-        <w:pStyle w:val="FirstParagraph"/>
-      </w:pPr>
-      <w:r>
-        <w:t xml:space="preserve">A larger image banner (used in the shop).</w:t>
-      </w:r>
-    </w:p>
-    <w:p>
-      <w:pPr>
-        <w:pStyle w:val="Compact"/>
-        <w:numPr>
-          <w:ilvl w:val="0"/>
-          <w:numId w:val="1010"/>
+        <w:t xml:space="preserve">Updating the Homepage</w:t>
+      </w:r>
+    </w:p>
+    <w:p>
+      <w:pPr>
+        <w:pStyle w:val="Compact"/>
+        <w:numPr>
+          <w:ilvl w:val="0"/>
+          <w:numId w:val="1011"/>
         </w:numPr>
       </w:pPr>
       <w:r>
@@ -1720,7 +1959,7 @@
           <w:b/>
           <w:bCs/>
         </w:rPr>
-        <w:t xml:space="preserve">Store Banner</w:t>
+        <w:t xml:space="preserve">Homepage Settings</w:t>
       </w:r>
       <w:r>
         <w:t xml:space="preserve"> </w:t>
@@ -1734,143 +1973,113 @@
         <w:pStyle w:val="Compact"/>
         <w:numPr>
           <w:ilvl w:val="0"/>
-          <w:numId w:val="1010"/>
-        </w:numPr>
-      </w:pPr>
-      <w:r>
-        <w:rPr>
-          <w:b/>
-          <w:bCs/>
-        </w:rPr>
-        <w:t xml:space="preserve">Display Style</w:t>
-      </w:r>
-      <w:r>
-        <w:t xml:space="preserve"> </w:t>
-      </w:r>
-      <w:r>
-        <w:t xml:space="preserve">— a single banner, or a rotating carousel of several.</w:t>
-      </w:r>
-    </w:p>
-    <w:p>
-      <w:pPr>
-        <w:pStyle w:val="Compact"/>
-        <w:numPr>
-          <w:ilvl w:val="0"/>
-          <w:numId w:val="1010"/>
-        </w:numPr>
-      </w:pPr>
-      <w:r>
-        <w:t xml:space="preserve">Under</w:t>
-      </w:r>
-      <w:r>
-        <w:t xml:space="preserve"> </w:t>
-      </w:r>
-      <w:r>
-        <w:rPr>
-          <w:b/>
-          <w:bCs/>
-        </w:rPr>
-        <w:t xml:space="preserve">Banner Items</w:t>
-      </w:r>
-      <w:r>
-        <w:t xml:space="preserve">, click</w:t>
-      </w:r>
-      <w:r>
-        <w:t xml:space="preserve"> </w:t>
-      </w:r>
-      <w:r>
-        <w:rPr>
-          <w:b/>
-          <w:bCs/>
-        </w:rPr>
-        <w:t xml:space="preserve">+</w:t>
-      </w:r>
-      <w:r>
-        <w:t xml:space="preserve"> </w:t>
-      </w:r>
-      <w:r>
-        <w:t xml:space="preserve">to add one: upload an</w:t>
-      </w:r>
-      <w:r>
-        <w:t xml:space="preserve"> </w:t>
-      </w:r>
-      <w:r>
-        <w:rPr>
-          <w:b/>
-          <w:bCs/>
-        </w:rPr>
-        <w:t xml:space="preserve">Image</w:t>
-      </w:r>
-      <w:r>
-        <w:t xml:space="preserve">, optionally</w:t>
-      </w:r>
-      <w:r>
-        <w:t xml:space="preserve"> </w:t>
-      </w:r>
-      <w:r>
-        <w:t xml:space="preserve">add</w:t>
-      </w:r>
-      <w:r>
-        <w:t xml:space="preserve"> </w:t>
-      </w:r>
-      <w:r>
-        <w:rPr>
-          <w:b/>
-          <w:bCs/>
-        </w:rPr>
-        <w:t xml:space="preserve">Text Overlay</w:t>
-      </w:r>
-      <w:r>
-        <w:t xml:space="preserve"> </w:t>
-      </w:r>
-      <w:r>
-        <w:t xml:space="preserve">and a</w:t>
-      </w:r>
-      <w:r>
-        <w:t xml:space="preserve"> </w:t>
-      </w:r>
-      <w:r>
-        <w:rPr>
-          <w:b/>
-          <w:bCs/>
-        </w:rPr>
-        <w:t xml:space="preserve">Link URL</w:t>
-      </w:r>
-      <w:r>
-        <w:t xml:space="preserve"> </w:t>
-      </w:r>
-      <w:r>
-        <w:t xml:space="preserve">(where it goes when clicked), and make</w:t>
-      </w:r>
-      <w:r>
-        <w:t xml:space="preserve"> </w:t>
-      </w:r>
-      <w:r>
-        <w:t xml:space="preserve">sure</w:t>
-      </w:r>
-      <w:r>
-        <w:t xml:space="preserve"> </w:t>
-      </w:r>
-      <w:r>
-        <w:rPr>
-          <w:b/>
-          <w:bCs/>
-        </w:rPr>
-        <w:t xml:space="preserve">Active</w:t>
-      </w:r>
-      <w:r>
-        <w:t xml:space="preserve"> </w:t>
-      </w:r>
-      <w:r>
-        <w:t xml:space="preserve">is turned on.</w:t>
-      </w:r>
-    </w:p>
-    <w:p>
-      <w:pPr>
-        <w:pStyle w:val="Compact"/>
-        <w:numPr>
-          <w:ilvl w:val="0"/>
-          <w:numId w:val="1010"/>
+          <w:numId w:val="1011"/>
+        </w:numPr>
+      </w:pPr>
+      <w:r>
+        <w:rPr>
+          <w:b/>
+          <w:bCs/>
+        </w:rPr>
+        <w:t xml:space="preserve">Hero Images</w:t>
+      </w:r>
+      <w:r>
+        <w:t xml:space="preserve"> </w:t>
+      </w:r>
+      <w:r>
+        <w:t xml:space="preserve">— the large rotating photos at the very top of the homepage. Drag</w:t>
+      </w:r>
+      <w:r>
+        <w:t xml:space="preserve"> </w:t>
+      </w:r>
+      <w:r>
+        <w:t xml:space="preserve">to reorder.</w:t>
+      </w:r>
+    </w:p>
+    <w:p>
+      <w:pPr>
+        <w:pStyle w:val="Compact"/>
+        <w:numPr>
+          <w:ilvl w:val="0"/>
+          <w:numId w:val="1011"/>
+        </w:numPr>
+      </w:pPr>
+      <w:r>
+        <w:rPr>
+          <w:b/>
+          <w:bCs/>
+        </w:rPr>
+        <w:t xml:space="preserve">Hero Headline</w:t>
+      </w:r>
+      <w:r>
+        <w:t xml:space="preserve"> </w:t>
+      </w:r>
+      <w:r>
+        <w:t xml:space="preserve">— optional text overlaid on the hero image, with a size option.</w:t>
+      </w:r>
+    </w:p>
+    <w:p>
+      <w:pPr>
+        <w:pStyle w:val="Compact"/>
+        <w:numPr>
+          <w:ilvl w:val="0"/>
+          <w:numId w:val="1011"/>
+        </w:numPr>
+      </w:pPr>
+      <w:r>
+        <w:rPr>
+          <w:b/>
+          <w:bCs/>
+        </w:rPr>
+        <w:t xml:space="preserve">Inspiring Quote</w:t>
+      </w:r>
+      <w:r>
+        <w:t xml:space="preserve"> </w:t>
+      </w:r>
+      <w:r>
+        <w:t xml:space="preserve">— an optional quote block shown below the hero (leave blank to</w:t>
+      </w:r>
+      <w:r>
+        <w:t xml:space="preserve"> </w:t>
+      </w:r>
+      <w:r>
+        <w:t xml:space="preserve">hide it entirely). You can set its attribution, font, size, and background color.</w:t>
+      </w:r>
+    </w:p>
+    <w:p>
+      <w:pPr>
+        <w:pStyle w:val="Compact"/>
+        <w:numPr>
+          <w:ilvl w:val="0"/>
+          <w:numId w:val="1011"/>
+        </w:numPr>
+      </w:pPr>
+      <w:r>
+        <w:rPr>
+          <w:b/>
+          <w:bCs/>
+        </w:rPr>
+        <w:t xml:space="preserve">Featured Work</w:t>
+      </w:r>
+      <w:r>
+        <w:t xml:space="preserve"> </w:t>
+      </w:r>
+      <w:r>
+        <w:t xml:space="preserve">— search for and add up to 12 Products (originals, prints,</w:t>
+      </w:r>
+      <w:r>
+        <w:t xml:space="preserve"> </w:t>
+      </w:r>
+      <w:r>
+        <w:t xml:space="preserve">calendars — anything) to spotlight on the homepage. Drag to reorder.</w:t>
+      </w:r>
+    </w:p>
+    <w:p>
+      <w:pPr>
+        <w:pStyle w:val="Compact"/>
+        <w:numPr>
+          <w:ilvl w:val="0"/>
+          <w:numId w:val="1011"/>
         </w:numPr>
       </w:pPr>
       <w:r>
@@ -1891,176 +2100,7 @@
       </w:r>
     </w:p>
     <w:bookmarkEnd w:id="17"/>
-    <w:bookmarkStart w:id="18" w:name="updating-the-homepage"/>
-    <w:p>
-      <w:pPr>
-        <w:pStyle w:val="Heading2"/>
-      </w:pPr>
-      <w:r>
-        <w:t xml:space="preserve">Updating the Homepage</w:t>
-      </w:r>
-    </w:p>
-    <w:p>
-      <w:pPr>
-        <w:pStyle w:val="Compact"/>
-        <w:numPr>
-          <w:ilvl w:val="0"/>
-          <w:numId w:val="1011"/>
-        </w:numPr>
-      </w:pPr>
-      <w:r>
-        <w:t xml:space="preserve">Click</w:t>
-      </w:r>
-      <w:r>
-        <w:t xml:space="preserve"> </w:t>
-      </w:r>
-      <w:r>
-        <w:rPr>
-          <w:b/>
-          <w:bCs/>
-        </w:rPr>
-        <w:t xml:space="preserve">Homepage Settings</w:t>
-      </w:r>
-      <w:r>
-        <w:t xml:space="preserve"> </w:t>
-      </w:r>
-      <w:r>
-        <w:t xml:space="preserve">in the left menu.</w:t>
-      </w:r>
-    </w:p>
-    <w:p>
-      <w:pPr>
-        <w:pStyle w:val="Compact"/>
-        <w:numPr>
-          <w:ilvl w:val="0"/>
-          <w:numId w:val="1011"/>
-        </w:numPr>
-      </w:pPr>
-      <w:r>
-        <w:rPr>
-          <w:b/>
-          <w:bCs/>
-        </w:rPr>
-        <w:t xml:space="preserve">Hero Images</w:t>
-      </w:r>
-      <w:r>
-        <w:t xml:space="preserve"> </w:t>
-      </w:r>
-      <w:r>
-        <w:t xml:space="preserve">— the large rotating photos at the very top of the homepage. Drag</w:t>
-      </w:r>
-      <w:r>
-        <w:t xml:space="preserve"> </w:t>
-      </w:r>
-      <w:r>
-        <w:t xml:space="preserve">to reorder.</w:t>
-      </w:r>
-    </w:p>
-    <w:p>
-      <w:pPr>
-        <w:pStyle w:val="Compact"/>
-        <w:numPr>
-          <w:ilvl w:val="0"/>
-          <w:numId w:val="1011"/>
-        </w:numPr>
-      </w:pPr>
-      <w:r>
-        <w:rPr>
-          <w:b/>
-          <w:bCs/>
-        </w:rPr>
-        <w:t xml:space="preserve">Hero Headline</w:t>
-      </w:r>
-      <w:r>
-        <w:t xml:space="preserve"> </w:t>
-      </w:r>
-      <w:r>
-        <w:t xml:space="preserve">— optional text overlaid on the hero image, with a size option.</w:t>
-      </w:r>
-    </w:p>
-    <w:p>
-      <w:pPr>
-        <w:pStyle w:val="Compact"/>
-        <w:numPr>
-          <w:ilvl w:val="0"/>
-          <w:numId w:val="1011"/>
-        </w:numPr>
-      </w:pPr>
-      <w:r>
-        <w:rPr>
-          <w:b/>
-          <w:bCs/>
-        </w:rPr>
-        <w:t xml:space="preserve">Inspiring Quote</w:t>
-      </w:r>
-      <w:r>
-        <w:t xml:space="preserve"> </w:t>
-      </w:r>
-      <w:r>
-        <w:t xml:space="preserve">— an optional quote block shown below the hero (leave blank to</w:t>
-      </w:r>
-      <w:r>
-        <w:t xml:space="preserve"> </w:t>
-      </w:r>
-      <w:r>
-        <w:t xml:space="preserve">hide it entirely). You can set its attribution, font, size, and background color.</w:t>
-      </w:r>
-    </w:p>
-    <w:p>
-      <w:pPr>
-        <w:pStyle w:val="Compact"/>
-        <w:numPr>
-          <w:ilvl w:val="0"/>
-          <w:numId w:val="1011"/>
-        </w:numPr>
-      </w:pPr>
-      <w:r>
-        <w:rPr>
-          <w:b/>
-          <w:bCs/>
-        </w:rPr>
-        <w:t xml:space="preserve">Featured Work</w:t>
-      </w:r>
-      <w:r>
-        <w:t xml:space="preserve"> </w:t>
-      </w:r>
-      <w:r>
-        <w:t xml:space="preserve">— search for and add up to 12 Products (originals, prints,</w:t>
-      </w:r>
-      <w:r>
-        <w:t xml:space="preserve"> </w:t>
-      </w:r>
-      <w:r>
-        <w:t xml:space="preserve">calendars — anything) to spotlight on the homepage. Drag to reorder.</w:t>
-      </w:r>
-    </w:p>
-    <w:p>
-      <w:pPr>
-        <w:pStyle w:val="Compact"/>
-        <w:numPr>
-          <w:ilvl w:val="0"/>
-          <w:numId w:val="1011"/>
-        </w:numPr>
-      </w:pPr>
-      <w:r>
-        <w:t xml:space="preserve">Click</w:t>
-      </w:r>
-      <w:r>
-        <w:t xml:space="preserve"> </w:t>
-      </w:r>
-      <w:r>
-        <w:rPr>
-          <w:b/>
-          <w:bCs/>
-        </w:rPr>
-        <w:t xml:space="preserve">Publish</w:t>
-      </w:r>
-      <w:r>
-        <w:t xml:space="preserve">.</w:t>
-      </w:r>
-    </w:p>
-    <w:bookmarkEnd w:id="18"/>
-    <w:bookmarkStart w:id="19" w:name="updating-the-about-page--contact-info"/>
+    <w:bookmarkStart w:id="18" w:name="updating-the-about-page-contact-info"/>
     <w:p>
       <w:pPr>
         <w:pStyle w:val="Heading2"/>
@@ -2221,156 +2261,187 @@
         </w:pict>
       </w:r>
     </w:p>
+    <w:bookmarkEnd w:id="18"/>
+    <w:bookmarkStart w:id="19" w:name="a-few-important-habits"/>
+    <w:p>
+      <w:pPr>
+        <w:pStyle w:val="Heading2"/>
+      </w:pPr>
+      <w:r>
+        <w:t xml:space="preserve">A Few Important Habits</w:t>
+      </w:r>
+    </w:p>
+    <w:p>
+      <w:pPr>
+        <w:pStyle w:val="Compact"/>
+        <w:numPr>
+          <w:ilvl w:val="0"/>
+          <w:numId w:val="1013"/>
+        </w:numPr>
+      </w:pPr>
+      <w:r>
+        <w:rPr>
+          <w:b/>
+          <w:bCs/>
+        </w:rPr>
+        <w:t xml:space="preserve">Always click Publish.</w:t>
+      </w:r>
+      <w:r>
+        <w:t xml:space="preserve"> </w:t>
+      </w:r>
+      <w:r>
+        <w:t xml:space="preserve">Nothing goes live on the website until you do — Sanity</w:t>
+      </w:r>
+      <w:r>
+        <w:t xml:space="preserve"> </w:t>
+      </w:r>
+      <w:r>
+        <w:t xml:space="preserve">saves drafts automatically as you type, but a draft alone doesn’t update the site.</w:t>
+      </w:r>
+    </w:p>
+    <w:p>
+      <w:pPr>
+        <w:pStyle w:val="Compact"/>
+        <w:numPr>
+          <w:ilvl w:val="0"/>
+          <w:numId w:val="1013"/>
+        </w:numPr>
+      </w:pPr>
+      <w:r>
+        <w:rPr>
+          <w:b/>
+          <w:bCs/>
+        </w:rPr>
+        <w:t xml:space="preserve">Give it a minute.</w:t>
+      </w:r>
+      <w:r>
+        <w:t xml:space="preserve"> </w:t>
+      </w:r>
+      <w:r>
+        <w:t xml:space="preserve">After publishing, the live site can take a minute or two to</w:t>
+      </w:r>
+      <w:r>
+        <w:t xml:space="preserve"> </w:t>
+      </w:r>
+      <w:r>
+        <w:t xml:space="preserve">show your change (it’s not broken — it’s just catching up).</w:t>
+      </w:r>
+    </w:p>
+    <w:p>
+      <w:pPr>
+        <w:pStyle w:val="Compact"/>
+        <w:numPr>
+          <w:ilvl w:val="0"/>
+          <w:numId w:val="1013"/>
+        </w:numPr>
+      </w:pPr>
+      <w:r>
+        <w:rPr>
+          <w:b/>
+          <w:bCs/>
+        </w:rPr>
+        <w:t xml:space="preserve">You can’t break anything permanently.</w:t>
+      </w:r>
+      <w:r>
+        <w:t xml:space="preserve"> </w:t>
+      </w:r>
+      <w:r>
+        <w:t xml:space="preserve">Sanity keeps a history, so if something</w:t>
+      </w:r>
+      <w:r>
+        <w:t xml:space="preserve"> </w:t>
+      </w:r>
+      <w:r>
+        <w:t xml:space="preserve">looks wrong, message Josh — earlier versions can be restored.</w:t>
+      </w:r>
+    </w:p>
+    <w:p>
+      <w:pPr>
+        <w:pStyle w:val="Compact"/>
+        <w:numPr>
+          <w:ilvl w:val="0"/>
+          <w:numId w:val="1013"/>
+        </w:numPr>
+      </w:pPr>
+      <w:r>
+        <w:rPr>
+          <w:b/>
+          <w:bCs/>
+        </w:rPr>
+        <w:t xml:space="preserve">Leave Frames, Categories, Pricing Rules, Print Type Descriptions, and Shipping</w:t>
+      </w:r>
+      <w:r>
+        <w:rPr>
+          <w:b/>
+          <w:bCs/>
+        </w:rPr>
+        <w:t xml:space="preserve"> </w:t>
+      </w:r>
+      <w:r>
+        <w:rPr>
+          <w:b/>
+          <w:bCs/>
+        </w:rPr>
+        <w:t xml:space="preserve">Rates alone</w:t>
+      </w:r>
+      <w:r>
+        <w:t xml:space="preserve"> </w:t>
+      </w:r>
+      <w:r>
+        <w:t xml:space="preserve">unless you’re working with Josh directly — these control the pricing</w:t>
+      </w:r>
+      <w:r>
+        <w:t xml:space="preserve"> </w:t>
+      </w:r>
+      <w:r>
+        <w:t xml:space="preserve">and shipping math behind the scenes, and a wrong number there can mis-price a print</w:t>
+      </w:r>
+      <w:r>
+        <w:t xml:space="preserve"> </w:t>
+      </w:r>
+      <w:r>
+        <w:t xml:space="preserve">storewide.</w:t>
+      </w:r>
+    </w:p>
     <w:bookmarkEnd w:id="19"/>
-    <w:bookmarkStart w:id="20" w:name="a-few-important-habits"/>
+    <w:bookmarkStart w:id="20" w:name="if-something-goes-wrong"/>
     <w:p>
       <w:pPr>
         <w:pStyle w:val="Heading2"/>
       </w:pPr>
       <w:r>
-        <w:t xml:space="preserve">A Few Important Habits</w:t>
-      </w:r>
-    </w:p>
-    <w:p>
-      <w:pPr>
-        <w:pStyle w:val="Compact"/>
-        <w:numPr>
-          <w:ilvl w:val="0"/>
-          <w:numId w:val="1013"/>
-        </w:numPr>
-      </w:pPr>
-      <w:r>
-        <w:rPr>
-          <w:b/>
-          <w:bCs/>
-        </w:rPr>
-        <w:t xml:space="preserve">Always click Publish.</w:t>
-      </w:r>
-      <w:r>
-        <w:t xml:space="preserve"> </w:t>
-      </w:r>
-      <w:r>
-        <w:t xml:space="preserve">Nothing goes live on the website until you do — Sanity</w:t>
-      </w:r>
-      <w:r>
-        <w:t xml:space="preserve"> </w:t>
-      </w:r>
-      <w:r>
-        <w:t xml:space="preserve">saves drafts automatically as you type, but a draft alone doesn't update the site.</w:t>
-      </w:r>
-    </w:p>
-    <w:p>
-      <w:pPr>
-        <w:pStyle w:val="Compact"/>
-        <w:numPr>
-          <w:ilvl w:val="0"/>
-          <w:numId w:val="1013"/>
-        </w:numPr>
-      </w:pPr>
-      <w:r>
-        <w:rPr>
-          <w:b/>
-          <w:bCs/>
-        </w:rPr>
-        <w:t xml:space="preserve">Give it a minute.</w:t>
-      </w:r>
-      <w:r>
-        <w:t xml:space="preserve"> </w:t>
-      </w:r>
-      <w:r>
-        <w:t xml:space="preserve">After publishing, the live site can take a minute or two to</w:t>
-      </w:r>
-      <w:r>
-        <w:t xml:space="preserve"> </w:t>
-      </w:r>
-      <w:r>
-        <w:t xml:space="preserve">show your change (it's not broken — it's just catching up).</w:t>
-      </w:r>
-    </w:p>
-    <w:p>
-      <w:pPr>
-        <w:pStyle w:val="Compact"/>
-        <w:numPr>
-          <w:ilvl w:val="0"/>
-          <w:numId w:val="1013"/>
-        </w:numPr>
-      </w:pPr>
-      <w:r>
-        <w:rPr>
-          <w:b/>
-          <w:bCs/>
-        </w:rPr>
-        <w:t xml:space="preserve">You can't break anything permanently.</w:t>
-      </w:r>
-      <w:r>
-        <w:t xml:space="preserve"> </w:t>
-      </w:r>
-      <w:r>
-        <w:t xml:space="preserve">Sanity keeps a history, so if something</w:t>
-      </w:r>
-      <w:r>
-        <w:t xml:space="preserve"> </w:t>
-      </w:r>
-      <w:r>
-        <w:t xml:space="preserve">looks wrong, message Josh — earlier versions can be restored.</w:t>
-      </w:r>
-    </w:p>
-    <w:p>
-      <w:pPr>
-        <w:pStyle w:val="Compact"/>
-        <w:numPr>
-          <w:ilvl w:val="0"/>
-          <w:numId w:val="1013"/>
-        </w:numPr>
-      </w:pPr>
-      <w:r>
-        <w:rPr>
-          <w:b/>
-          <w:bCs/>
-        </w:rPr>
-        <w:t xml:space="preserve">Leave Frames, Categories, Pricing Rules, Print Type Descriptions, and Shipping</w:t>
-      </w:r>
-      <w:r>
-        <w:rPr>
-          <w:b/>
-          <w:bCs/>
-        </w:rPr>
-        <w:t xml:space="preserve"> </w:t>
-      </w:r>
-      <w:r>
-        <w:rPr>
-          <w:b/>
-          <w:bCs/>
-        </w:rPr>
-        <w:t xml:space="preserve">Rates alone</w:t>
-      </w:r>
-      <w:r>
-        <w:t xml:space="preserve"> </w:t>
-      </w:r>
-      <w:r>
-        <w:t xml:space="preserve">unless you're working with Josh directly — these control the pricing</w:t>
-      </w:r>
-      <w:r>
-        <w:t xml:space="preserve"> </w:t>
-      </w:r>
-      <w:r>
-        <w:t xml:space="preserve">and shipping math behind the scenes, and a wrong number there can mis-price a print</w:t>
-      </w:r>
-      <w:r>
-        <w:t xml:space="preserve"> </w:t>
-      </w:r>
-      <w:r>
-        <w:t xml:space="preserve">storewide.</w:t>
+        <w:t xml:space="preserve">If Something Goes Wrong</w:t>
+      </w:r>
+    </w:p>
+    <w:p>
+      <w:pPr>
+        <w:pStyle w:val="FirstParagraph"/>
+      </w:pPr>
+      <w:r>
+        <w:t xml:space="preserve">Text or call Josh. Nothing you do in Studio can take the site down — worst case, we</w:t>
+      </w:r>
+      <w:r>
+        <w:t xml:space="preserve"> </w:t>
+      </w:r>
+      <w:r>
+        <w:t xml:space="preserve">just fix or undo the change together.</w:t>
+      </w:r>
+    </w:p>
+    <w:p>
+      <w:r>
+        <w:pict>
+          <v:rect style="width:0;height:1.5pt" o:hralign="center" o:hrstd="t" o:hr="t"/>
+        </w:pict>
       </w:r>
     </w:p>
     <w:bookmarkEnd w:id="20"/>
-    <w:bookmarkStart w:id="21" w:name="if-something-goes-wrong"/>
+    <w:bookmarkStart w:id="21" w:name="domain-names-reference"/>
     <w:p>
       <w:pPr>
         <w:pStyle w:val="Heading2"/>
       </w:pPr>
       <w:r>
-        <w:t xml:space="preserve">If Something Goes Wrong</w:t>
+        <w:t xml:space="preserve">Domain Names (Reference)</w:t>
       </w:r>
     </w:p>
     <w:p>
@@ -2378,17 +2449,154 @@
         <w:pStyle w:val="FirstParagraph"/>
       </w:pPr>
       <w:r>
-        <w:t xml:space="preserve">Text or call Josh. Nothing you do in Studio can take the site down — worst case, we</w:t>
-      </w:r>
-      <w:r>
-        <w:t xml:space="preserve"> </w:t>
-      </w:r>
-      <w:r>
-        <w:t xml:space="preserve">just fix or undo the change together.</w:t>
+        <w:t xml:space="preserve">The website answers to two domains:</w:t>
+      </w:r>
+    </w:p>
+    <w:p>
+      <w:pPr>
+        <w:pStyle w:val="Compact"/>
+        <w:numPr>
+          <w:ilvl w:val="0"/>
+          <w:numId w:val="1014"/>
+        </w:numPr>
+      </w:pPr>
+      <w:r>
+        <w:rPr>
+          <w:b/>
+          <w:bCs/>
+        </w:rPr>
+        <w:t xml:space="preserve">robertduncanfineart.com</w:t>
+      </w:r>
+      <w:r>
+        <w:t xml:space="preserve"> </w:t>
+      </w:r>
+      <w:r>
+        <w:t xml:space="preserve">— the main site address, registered/managed through</w:t>
+      </w:r>
+      <w:r>
+        <w:t xml:space="preserve"> </w:t>
+      </w:r>
+      <w:r>
+        <w:rPr>
+          <w:b/>
+          <w:bCs/>
+        </w:rPr>
+        <w:t xml:space="preserve">Squarespace Domains</w:t>
+      </w:r>
+      <w:r>
+        <w:t xml:space="preserve">.</w:t>
+      </w:r>
+    </w:p>
+    <w:p>
+      <w:pPr>
+        <w:pStyle w:val="Compact"/>
+        <w:numPr>
+          <w:ilvl w:val="0"/>
+          <w:numId w:val="1014"/>
+        </w:numPr>
+      </w:pPr>
+      <w:r>
+        <w:rPr>
+          <w:b/>
+          <w:bCs/>
+        </w:rPr>
+        <w:t xml:space="preserve">robertduncan.art</w:t>
+      </w:r>
+      <w:r>
+        <w:t xml:space="preserve"> </w:t>
+      </w:r>
+      <w:r>
+        <w:t xml:space="preserve">— a second domain, registered/managed through</w:t>
+      </w:r>
+      <w:r>
+        <w:t xml:space="preserve"> </w:t>
+      </w:r>
+      <w:r>
+        <w:rPr>
+          <w:b/>
+          <w:bCs/>
+        </w:rPr>
+        <w:t xml:space="preserve">GoDaddy</w:t>
+      </w:r>
+      <w:r>
+        <w:t xml:space="preserve">,</w:t>
+      </w:r>
+      <w:r>
+        <w:t xml:space="preserve"> </w:t>
+      </w:r>
+      <w:r>
+        <w:t xml:space="preserve">set up to forward visitors to robertduncanfineart.com.</w:t>
+      </w:r>
+    </w:p>
+    <w:p>
+      <w:pPr>
+        <w:pStyle w:val="FirstParagraph"/>
+      </w:pPr>
+      <w:r>
+        <w:t xml:space="preserve">You shouldn’t need to touch either of these day-to-day — this is just here so you</w:t>
+      </w:r>
+      <w:r>
+        <w:t xml:space="preserve"> </w:t>
+      </w:r>
+      <w:r>
+        <w:t xml:space="preserve">know where they live if a renewal notice shows up or something needs to change.</w:t>
       </w:r>
     </w:p>
     <w:bookmarkEnd w:id="21"/>
+    <w:bookmarkStart w:id="22" w:name="email-reference"/>
+    <w:p>
+      <w:pPr>
+        <w:pStyle w:val="Heading2"/>
+      </w:pPr>
+      <w:r>
+        <w:t xml:space="preserve">Email (Reference)</w:t>
+      </w:r>
+    </w:p>
+    <w:p>
+      <w:pPr>
+        <w:pStyle w:val="FirstParagraph"/>
+      </w:pPr>
+      <w:r>
+        <w:t xml:space="preserve">The site’s email addresses (4 total) are managed through</w:t>
+      </w:r>
+      <w:r>
+        <w:t xml:space="preserve"> </w:t>
+      </w:r>
+      <w:r>
+        <w:rPr>
+          <w:b/>
+          <w:bCs/>
+        </w:rPr>
+        <w:t xml:space="preserve">Google Workspace</w:t>
+      </w:r>
+      <w:r>
+        <w:t xml:space="preserve">, under</w:t>
+      </w:r>
+      <w:r>
+        <w:t xml:space="preserve"> </w:t>
+      </w:r>
+      <w:r>
+        <w:t xml:space="preserve">the</w:t>
+      </w:r>
+      <w:r>
+        <w:t xml:space="preserve"> </w:t>
+      </w:r>
+      <w:r>
+        <w:rPr>
+          <w:b/>
+          <w:bCs/>
+        </w:rPr>
+        <w:t xml:space="preserve">jduncan@robertduncanfineart.com</w:t>
+      </w:r>
+      <w:r>
+        <w:t xml:space="preserve"> </w:t>
+      </w:r>
+      <w:r>
+        <w:t xml:space="preserve">account.</w:t>
+      </w:r>
+    </w:p>
     <w:bookmarkEnd w:id="22"/>
+    <w:bookmarkEnd w:id="23"/>
     <w:sectPr>
       <w:footnotePr>
         <w:numRestart w:val="eachSect"/>
@@ -2970,6 +3178,9 @@
     </w:lvlOverride>
   </w:num>
   <w:num w:numId="1013">
+    <w:abstractNumId w:val="991"/>
+  </w:num>
+  <w:num w:numId="1014">
     <w:abstractNumId w:val="991"/>
   </w:num>
 </w:numbering>
